--- a/src/__tests__/fixtures/tableCell.docx
+++ b/src/__tests__/fixtures/tableCell.docx
@@ -2,6 +2,593 @@
 <file path=word/document.xml><?xml version="1.0" encoding="utf-8"?>
 <w:document xmlns:wpc="http://schemas.microsoft.com/office/word/2010/wordprocessingCanvas" xmlns:mc="http://schemas.openxmlformats.org/markup-compatibility/2006" xmlns:o="urn:schemas-microsoft-com:office:office" xmlns:r="http://schemas.openxmlformats.org/officeDocument/2006/relationships" xmlns:m="http://schemas.openxmlformats.org/officeDocument/2006/math" xmlns:v="urn:schemas-microsoft-com:vml" xmlns:wp14="http://schemas.microsoft.com/office/word/2010/wordprocessingDrawing" xmlns:wp="http://schemas.openxmlformats.org/drawingml/2006/wordprocessingDrawing" xmlns:w="http://schemas.openxmlformats.org/wordprocessingml/2006/main" xmlns:w14="http://schemas.microsoft.com/office/word/2010/wordml" xmlns:w10="urn:schemas-microsoft-com:office:word" xmlns:w15="http://schemas.microsoft.com/office/word/2012/wordml" xmlns:wpg="http://schemas.microsoft.com/office/word/2010/wordprocessingGroup" xmlns:wpi="http://schemas.microsoft.com/office/word/2010/wordprocessingInk" xmlns:wne="http://schemas.microsoft.com/office/word/2006/wordml" xmlns:wps="http://schemas.microsoft.com/office/word/2010/wordprocessingShape" xmlns:wpsCustomData="http://www.wps.cn/officeDocument/2013/wpsCustomData" mc:Ignorable="w14 w15 wp14">
   <w:body>
+    <w:tbl>
+      <w:tblPr>
+        <w:tblStyle w:val="3"/>
+        <w:tblW w:w="3261" w:type="pct"/>
+        <w:jc w:val="center"/>
+        <w:tblBorders>
+          <w:top w:val="single" w:color="auto" w:sz="4" w:space="0"/>
+          <w:left w:val="single" w:color="auto" w:sz="4" w:space="0"/>
+          <w:bottom w:val="single" w:color="auto" w:sz="4" w:space="0"/>
+          <w:right w:val="single" w:color="auto" w:sz="4" w:space="0"/>
+          <w:insideH w:val="single" w:color="auto" w:sz="4" w:space="0"/>
+          <w:insideV w:val="single" w:color="auto" w:sz="4" w:space="0"/>
+        </w:tblBorders>
+        <w:tblLayout w:type="fixed"/>
+        <w:tblCellMar>
+          <w:top w:w="0" w:type="dxa"/>
+          <w:left w:w="108" w:type="dxa"/>
+          <w:bottom w:w="0" w:type="dxa"/>
+          <w:right w:w="108" w:type="dxa"/>
+        </w:tblCellMar>
+      </w:tblPr>
+      <w:tblGrid>
+        <w:gridCol w:w="1347"/>
+        <w:gridCol w:w="1347"/>
+        <w:gridCol w:w="1003"/>
+        <w:gridCol w:w="1862"/>
+      </w:tblGrid>
+      <w:tr>
+        <w:trPr>
+          <w:jc w:val="center"/>
+        </w:trPr>
+        <w:tc>
+          <w:tcPr>
+            <w:tcW w:w="1211" w:type="pct"/>
+            <w:vAlign w:val="top"/>
+          </w:tcPr>
+          <w:p>
+            <w:pPr>
+              <w:overflowPunct w:val="0"/>
+              <w:snapToGrid w:val="0"/>
+              <w:spacing w:before="60" w:after="60" w:line="360" w:lineRule="auto"/>
+              <w:jc w:val="center"/>
+              <w:rPr>
+                <w:rFonts w:hint="default" w:ascii="宋体" w:hAnsi="宋体" w:eastAsia="宋体" w:cstheme="minorEastAsia"/>
+                <w:b/>
+                <w:bCs/>
+                <w:color w:val="333333"/>
+                <w:kern w:val="0"/>
+                <w:szCs w:val="21"/>
+                <w:lang w:val="en-US" w:eastAsia="zh-CN"/>
+              </w:rPr>
+            </w:pPr>
+          </w:p>
+        </w:tc>
+        <w:tc>
+          <w:tcPr>
+            <w:tcW w:w="1211" w:type="pct"/>
+            <w:vAlign w:val="top"/>
+          </w:tcPr>
+          <w:p>
+            <w:pPr>
+              <w:overflowPunct w:val="0"/>
+              <w:snapToGrid w:val="0"/>
+              <w:spacing w:before="60" w:after="60" w:line="360" w:lineRule="auto"/>
+              <w:jc w:val="center"/>
+              <w:rPr>
+                <w:rFonts w:hint="eastAsia" w:ascii="宋体" w:hAnsi="宋体" w:eastAsia="宋体" w:cstheme="minorEastAsia"/>
+                <w:color w:val="333333"/>
+                <w:kern w:val="0"/>
+                <w:szCs w:val="20"/>
+              </w:rPr>
+            </w:pPr>
+            <w:r>
+              <w:rPr>
+                <w:rFonts w:hint="eastAsia" w:ascii="宋体" w:hAnsi="宋体" w:eastAsia="宋体" w:cstheme="minorEastAsia"/>
+                <w:b/>
+                <w:bCs/>
+                <w:color w:val="333333"/>
+                <w:kern w:val="0"/>
+                <w:szCs w:val="21"/>
+              </w:rPr>
+              <w:t>++FOR column IN columns++</w:t>
+            </w:r>
+          </w:p>
+        </w:tc>
+        <w:tc>
+          <w:tcPr>
+            <w:tcW w:w="902" w:type="pct"/>
+            <w:vAlign w:val="top"/>
+          </w:tcPr>
+          <w:p>
+            <w:pPr>
+              <w:overflowPunct w:val="0"/>
+              <w:snapToGrid w:val="0"/>
+              <w:spacing w:before="60" w:after="60" w:line="360" w:lineRule="auto"/>
+              <w:jc w:val="center"/>
+              <w:rPr>
+                <w:rFonts w:hint="eastAsia" w:ascii="宋体" w:hAnsi="宋体" w:eastAsia="宋体" w:cstheme="minorEastAsia"/>
+                <w:color w:val="333333"/>
+                <w:kern w:val="0"/>
+                <w:szCs w:val="20"/>
+              </w:rPr>
+            </w:pPr>
+            <w:r>
+              <w:rPr>
+                <w:rFonts w:hint="eastAsia" w:ascii="宋体" w:hAnsi="宋体" w:eastAsia="宋体" w:cstheme="minorEastAsia"/>
+                <w:b/>
+                <w:bCs/>
+                <w:color w:val="333333"/>
+                <w:kern w:val="0"/>
+                <w:szCs w:val="21"/>
+              </w:rPr>
+              <w:t>++INS $column</w:t>
+            </w:r>
+            <w:r>
+              <w:rPr>
+                <w:rFonts w:hint="default" w:ascii="宋体" w:hAnsi="宋体" w:eastAsia="宋体" w:cstheme="minorEastAsia"/>
+                <w:b/>
+                <w:bCs/>
+                <w:color w:val="333333"/>
+                <w:kern w:val="0"/>
+                <w:szCs w:val="21"/>
+                <w:lang w:val="en-US"/>
+              </w:rPr>
+              <w:t>.label</w:t>
+            </w:r>
+            <w:r>
+              <w:rPr>
+                <w:rFonts w:hint="eastAsia" w:ascii="宋体" w:hAnsi="宋体" w:eastAsia="宋体" w:cstheme="minorEastAsia"/>
+                <w:b/>
+                <w:bCs/>
+                <w:color w:val="333333"/>
+                <w:kern w:val="0"/>
+                <w:szCs w:val="21"/>
+              </w:rPr>
+              <w:t>++</w:t>
+            </w:r>
+          </w:p>
+        </w:tc>
+        <w:tc>
+          <w:tcPr>
+            <w:tcW w:w="1674" w:type="pct"/>
+            <w:vAlign w:val="top"/>
+          </w:tcPr>
+          <w:p>
+            <w:pPr>
+              <w:overflowPunct w:val="0"/>
+              <w:snapToGrid w:val="0"/>
+              <w:spacing w:before="60" w:after="60" w:line="360" w:lineRule="auto"/>
+              <w:jc w:val="center"/>
+              <w:rPr>
+                <w:rFonts w:hint="eastAsia" w:ascii="宋体" w:hAnsi="宋体" w:eastAsia="宋体" w:cstheme="minorEastAsia"/>
+                <w:color w:val="333333"/>
+                <w:kern w:val="0"/>
+                <w:szCs w:val="20"/>
+              </w:rPr>
+            </w:pPr>
+            <w:r>
+              <w:rPr>
+                <w:rFonts w:hint="eastAsia" w:ascii="宋体" w:hAnsi="宋体" w:eastAsia="宋体" w:cstheme="minorEastAsia"/>
+                <w:b/>
+                <w:bCs/>
+                <w:color w:val="333333"/>
+                <w:kern w:val="0"/>
+                <w:szCs w:val="21"/>
+              </w:rPr>
+              <w:t>++END-FOR column++</w:t>
+            </w:r>
+          </w:p>
+          <w:p>
+            <w:pPr>
+              <w:overflowPunct w:val="0"/>
+              <w:snapToGrid w:val="0"/>
+              <w:spacing w:before="60" w:after="60" w:line="360" w:lineRule="auto"/>
+              <w:jc w:val="center"/>
+              <w:rPr>
+                <w:rFonts w:hint="eastAsia" w:ascii="宋体" w:hAnsi="宋体" w:eastAsia="宋体" w:cstheme="minorEastAsia"/>
+                <w:b/>
+                <w:bCs/>
+                <w:color w:val="333333"/>
+                <w:kern w:val="0"/>
+                <w:szCs w:val="21"/>
+              </w:rPr>
+            </w:pPr>
+          </w:p>
+        </w:tc>
+      </w:tr>
+      <w:tr>
+        <w:trPr>
+          <w:jc w:val="center"/>
+        </w:trPr>
+        <w:tc>
+          <w:tcPr>
+            <w:tcW w:w="1211" w:type="pct"/>
+            <w:vAlign w:val="top"/>
+          </w:tcPr>
+          <w:p>
+            <w:pPr>
+              <w:overflowPunct w:val="0"/>
+              <w:snapToGrid w:val="0"/>
+              <w:spacing w:before="60" w:after="60" w:line="360" w:lineRule="auto"/>
+              <w:jc w:val="center"/>
+              <w:rPr>
+                <w:rFonts w:hint="default" w:ascii="宋体" w:hAnsi="宋体" w:eastAsia="宋体" w:cstheme="minorEastAsia"/>
+                <w:color w:val="333333"/>
+                <w:kern w:val="0"/>
+                <w:szCs w:val="21"/>
+                <w:lang w:val="en-US" w:eastAsia="zh-CN"/>
+              </w:rPr>
+            </w:pPr>
+            <w:r>
+              <w:rPr>
+                <w:rFonts w:hint="eastAsia" w:ascii="宋体" w:hAnsi="宋体" w:eastAsia="宋体" w:cstheme="minorEastAsia"/>
+                <w:color w:val="333333"/>
+                <w:kern w:val="0"/>
+                <w:szCs w:val="21"/>
+              </w:rPr>
+              <w:t>++FOR row IN data++</w:t>
+            </w:r>
+          </w:p>
+        </w:tc>
+        <w:tc>
+          <w:tcPr>
+            <w:tcW w:w="1211" w:type="pct"/>
+            <w:vAlign w:val="top"/>
+          </w:tcPr>
+          <w:p>
+            <w:pPr>
+              <w:overflowPunct w:val="0"/>
+              <w:snapToGrid w:val="0"/>
+              <w:spacing w:before="60" w:after="60" w:line="360" w:lineRule="auto"/>
+              <w:jc w:val="center"/>
+              <w:rPr>
+                <w:rFonts w:hint="eastAsia" w:ascii="宋体" w:hAnsi="宋体" w:eastAsia="宋体" w:cstheme="minorEastAsia"/>
+                <w:color w:val="333333"/>
+                <w:kern w:val="0"/>
+                <w:szCs w:val="20"/>
+              </w:rPr>
+            </w:pPr>
+          </w:p>
+        </w:tc>
+        <w:tc>
+          <w:tcPr>
+            <w:tcW w:w="902" w:type="pct"/>
+            <w:vAlign w:val="top"/>
+          </w:tcPr>
+          <w:p>
+            <w:pPr>
+              <w:overflowPunct w:val="0"/>
+              <w:snapToGrid w:val="0"/>
+              <w:spacing w:before="60" w:after="60" w:line="360" w:lineRule="auto"/>
+              <w:jc w:val="center"/>
+              <w:rPr>
+                <w:rFonts w:hint="eastAsia" w:ascii="宋体" w:hAnsi="宋体" w:eastAsia="宋体" w:cstheme="minorEastAsia"/>
+                <w:color w:val="333333"/>
+                <w:kern w:val="0"/>
+                <w:szCs w:val="21"/>
+              </w:rPr>
+            </w:pPr>
+          </w:p>
+        </w:tc>
+        <w:tc>
+          <w:tcPr>
+            <w:tcW w:w="1674" w:type="pct"/>
+            <w:vAlign w:val="top"/>
+          </w:tcPr>
+          <w:p>
+            <w:pPr>
+              <w:overflowPunct w:val="0"/>
+              <w:snapToGrid w:val="0"/>
+              <w:spacing w:before="60" w:after="60" w:line="360" w:lineRule="auto"/>
+              <w:jc w:val="center"/>
+              <w:rPr>
+                <w:rFonts w:hint="eastAsia" w:ascii="宋体" w:hAnsi="宋体" w:eastAsia="宋体" w:cstheme="minorEastAsia"/>
+                <w:color w:val="333333"/>
+                <w:kern w:val="0"/>
+                <w:szCs w:val="21"/>
+              </w:rPr>
+            </w:pPr>
+          </w:p>
+        </w:tc>
+      </w:tr>
+      <w:tr>
+        <w:trPr>
+          <w:jc w:val="center"/>
+        </w:trPr>
+        <w:tc>
+          <w:tcPr>
+            <w:tcW w:w="1211" w:type="pct"/>
+            <w:vAlign w:val="top"/>
+          </w:tcPr>
+          <w:p>
+            <w:pPr>
+              <w:overflowPunct w:val="0"/>
+              <w:snapToGrid w:val="0"/>
+              <w:spacing w:before="60" w:after="60" w:line="360" w:lineRule="auto"/>
+              <w:jc w:val="center"/>
+              <w:rPr>
+                <w:rFonts w:hint="default" w:ascii="宋体" w:hAnsi="宋体" w:eastAsia="宋体" w:cstheme="minorEastAsia"/>
+                <w:color w:val="333333"/>
+                <w:kern w:val="0"/>
+                <w:szCs w:val="21"/>
+                <w:lang w:val="en-US" w:eastAsia="zh-CN"/>
+              </w:rPr>
+            </w:pPr>
+            <w:r>
+              <w:rPr>
+                <w:rFonts w:hint="eastAsia" w:ascii="宋体" w:hAnsi="宋体" w:eastAsia="宋体" w:cstheme="minorEastAsia"/>
+                <w:color w:val="333333"/>
+                <w:kern w:val="0"/>
+                <w:szCs w:val="21"/>
+                <w:lang w:val="en-US" w:eastAsia="zh-CN"/>
+              </w:rPr>
+              <w:t>头</w:t>
+            </w:r>
+          </w:p>
+        </w:tc>
+        <w:tc>
+          <w:tcPr>
+            <w:tcW w:w="1211" w:type="pct"/>
+            <w:vAlign w:val="top"/>
+          </w:tcPr>
+          <w:p>
+            <w:pPr>
+              <w:overflowPunct w:val="0"/>
+              <w:snapToGrid w:val="0"/>
+              <w:spacing w:before="60" w:after="60" w:line="360" w:lineRule="auto"/>
+              <w:jc w:val="center"/>
+              <w:rPr>
+                <w:rFonts w:hint="eastAsia" w:ascii="宋体" w:hAnsi="宋体" w:eastAsia="宋体" w:cstheme="minorEastAsia"/>
+                <w:color w:val="333333"/>
+                <w:kern w:val="0"/>
+                <w:szCs w:val="20"/>
+              </w:rPr>
+            </w:pPr>
+            <w:r>
+              <w:rPr>
+                <w:rFonts w:hint="eastAsia" w:ascii="宋体" w:hAnsi="宋体" w:eastAsia="宋体" w:cstheme="minorEastAsia"/>
+                <w:color w:val="333333"/>
+                <w:kern w:val="0"/>
+                <w:szCs w:val="21"/>
+              </w:rPr>
+              <w:t>++FOR item IN $row++</w:t>
+            </w:r>
+          </w:p>
+        </w:tc>
+        <w:tc>
+          <w:tcPr>
+            <w:tcW w:w="902" w:type="pct"/>
+            <w:vAlign w:val="top"/>
+          </w:tcPr>
+          <w:p>
+            <w:pPr>
+              <w:overflowPunct w:val="0"/>
+              <w:snapToGrid w:val="0"/>
+              <w:spacing w:before="60" w:after="60" w:line="360" w:lineRule="auto"/>
+              <w:jc w:val="center"/>
+              <w:rPr>
+                <w:rFonts w:hint="eastAsia" w:ascii="宋体" w:hAnsi="宋体" w:eastAsia="宋体" w:cstheme="minorEastAsia"/>
+                <w:color w:val="333333"/>
+                <w:kern w:val="0"/>
+                <w:szCs w:val="21"/>
+              </w:rPr>
+            </w:pPr>
+            <w:r>
+              <w:rPr>
+                <w:rFonts w:hint="eastAsia" w:ascii="宋体" w:hAnsi="宋体" w:eastAsia="宋体" w:cstheme="minorEastAsia"/>
+                <w:color w:val="333333"/>
+                <w:kern w:val="0"/>
+                <w:szCs w:val="21"/>
+              </w:rPr>
+              <w:t>++INS $item.value++</w:t>
+            </w:r>
+          </w:p>
+          <w:p>
+            <w:pPr>
+              <w:overflowPunct w:val="0"/>
+              <w:snapToGrid w:val="0"/>
+              <w:spacing w:before="60" w:after="60" w:line="360" w:lineRule="auto"/>
+              <w:jc w:val="center"/>
+              <w:rPr>
+                <w:rFonts w:hint="eastAsia" w:ascii="宋体" w:hAnsi="宋体" w:eastAsia="宋体" w:cstheme="minorEastAsia"/>
+                <w:color w:val="333333"/>
+                <w:kern w:val="0"/>
+                <w:szCs w:val="21"/>
+              </w:rPr>
+            </w:pPr>
+            <w:r>
+              <w:rPr>
+                <w:rFonts w:hint="eastAsia" w:ascii="宋体" w:hAnsi="宋体" w:eastAsia="宋体" w:cstheme="minorEastAsia"/>
+                <w:color w:val="333333"/>
+                <w:kern w:val="0"/>
+                <w:szCs w:val="21"/>
+              </w:rPr>
+              <w:t>++TBL_</w:t>
+            </w:r>
+            <w:r>
+              <w:rPr>
+                <w:rFonts w:hint="default" w:ascii="宋体" w:hAnsi="宋体" w:eastAsia="宋体" w:cstheme="minorEastAsia"/>
+                <w:color w:val="333333"/>
+                <w:kern w:val="0"/>
+                <w:szCs w:val="21"/>
+                <w:lang w:val="en-US"/>
+              </w:rPr>
+              <w:t>CELL</w:t>
+            </w:r>
+            <w:r>
+              <w:rPr>
+                <w:rFonts w:hint="eastAsia" w:ascii="宋体" w:hAnsi="宋体" w:eastAsia="宋体" w:cstheme="minorEastAsia"/>
+                <w:color w:val="333333"/>
+                <w:kern w:val="0"/>
+                <w:szCs w:val="21"/>
+              </w:rPr>
+              <w:t xml:space="preserve"> $</w:t>
+            </w:r>
+            <w:r>
+              <w:rPr>
+                <w:rFonts w:hint="eastAsia" w:ascii="宋体" w:hAnsi="宋体" w:eastAsia="宋体" w:cstheme="minorEastAsia"/>
+                <w:color w:val="333333"/>
+                <w:kern w:val="0"/>
+                <w:szCs w:val="21"/>
+                <w:lang w:val="en-US" w:eastAsia="zh-CN"/>
+              </w:rPr>
+              <w:t>ite</w:t>
+            </w:r>
+            <w:r>
+              <w:rPr>
+                <w:rFonts w:hint="default" w:ascii="宋体" w:hAnsi="宋体" w:eastAsia="宋体" w:cstheme="minorEastAsia"/>
+                <w:color w:val="333333"/>
+                <w:kern w:val="0"/>
+                <w:szCs w:val="21"/>
+                <w:lang w:val="en-US" w:eastAsia="zh-CN"/>
+              </w:rPr>
+              <w:t>m</w:t>
+            </w:r>
+            <w:r>
+              <w:rPr>
+                <w:rFonts w:hint="eastAsia" w:ascii="宋体" w:hAnsi="宋体" w:eastAsia="宋体" w:cstheme="minorEastAsia"/>
+                <w:color w:val="333333"/>
+                <w:kern w:val="0"/>
+                <w:szCs w:val="21"/>
+              </w:rPr>
+              <w:t>++</w:t>
+            </w:r>
+          </w:p>
+        </w:tc>
+        <w:tc>
+          <w:tcPr>
+            <w:tcW w:w="1674" w:type="pct"/>
+            <w:vAlign w:val="top"/>
+          </w:tcPr>
+          <w:p>
+            <w:pPr>
+              <w:overflowPunct w:val="0"/>
+              <w:snapToGrid w:val="0"/>
+              <w:spacing w:before="60" w:after="60" w:line="360" w:lineRule="auto"/>
+              <w:jc w:val="center"/>
+              <w:rPr>
+                <w:rFonts w:hint="eastAsia" w:ascii="宋体" w:hAnsi="宋体" w:eastAsia="宋体" w:cstheme="minorEastAsia"/>
+                <w:color w:val="333333"/>
+                <w:kern w:val="0"/>
+                <w:szCs w:val="20"/>
+              </w:rPr>
+            </w:pPr>
+            <w:r>
+              <w:rPr>
+                <w:rFonts w:hint="eastAsia" w:ascii="宋体" w:hAnsi="宋体" w:eastAsia="宋体" w:cstheme="minorEastAsia"/>
+                <w:color w:val="333333"/>
+                <w:kern w:val="0"/>
+                <w:szCs w:val="21"/>
+              </w:rPr>
+              <w:t>++END-FOR item++</w:t>
+            </w:r>
+          </w:p>
+          <w:p>
+            <w:pPr>
+              <w:overflowPunct w:val="0"/>
+              <w:snapToGrid w:val="0"/>
+              <w:spacing w:before="60" w:after="60" w:line="360" w:lineRule="auto"/>
+              <w:jc w:val="center"/>
+              <w:rPr>
+                <w:rFonts w:hint="eastAsia" w:ascii="宋体" w:hAnsi="宋体" w:eastAsia="宋体" w:cstheme="minorEastAsia"/>
+                <w:color w:val="333333"/>
+                <w:kern w:val="0"/>
+                <w:szCs w:val="21"/>
+              </w:rPr>
+            </w:pPr>
+          </w:p>
+        </w:tc>
+      </w:tr>
+      <w:tr>
+        <w:trPr>
+          <w:jc w:val="center"/>
+        </w:trPr>
+        <w:tc>
+          <w:tcPr>
+            <w:tcW w:w="1211" w:type="pct"/>
+            <w:vAlign w:val="top"/>
+          </w:tcPr>
+          <w:p>
+            <w:pPr>
+              <w:overflowPunct w:val="0"/>
+              <w:snapToGrid w:val="0"/>
+              <w:spacing w:before="60" w:after="60" w:line="360" w:lineRule="auto"/>
+              <w:jc w:val="center"/>
+              <w:rPr>
+                <w:rFonts w:hint="default" w:ascii="宋体" w:hAnsi="宋体" w:eastAsia="宋体" w:cstheme="minorEastAsia"/>
+                <w:color w:val="333333"/>
+                <w:kern w:val="0"/>
+                <w:szCs w:val="21"/>
+                <w:lang w:val="en-US" w:eastAsia="zh-CN"/>
+              </w:rPr>
+            </w:pPr>
+            <w:r>
+              <w:rPr>
+                <w:rFonts w:hint="eastAsia" w:ascii="宋体" w:hAnsi="宋体" w:eastAsia="宋体" w:cstheme="minorEastAsia"/>
+                <w:color w:val="333333"/>
+                <w:kern w:val="0"/>
+                <w:szCs w:val="21"/>
+              </w:rPr>
+              <w:t>++END-FOR row++</w:t>
+            </w:r>
+          </w:p>
+        </w:tc>
+        <w:tc>
+          <w:tcPr>
+            <w:tcW w:w="1211" w:type="pct"/>
+            <w:vAlign w:val="top"/>
+          </w:tcPr>
+          <w:p>
+            <w:pPr>
+              <w:overflowPunct w:val="0"/>
+              <w:snapToGrid w:val="0"/>
+              <w:spacing w:before="60" w:after="60" w:line="360" w:lineRule="auto"/>
+              <w:jc w:val="center"/>
+              <w:rPr>
+                <w:rFonts w:hint="eastAsia" w:ascii="宋体" w:hAnsi="宋体" w:eastAsia="宋体" w:cstheme="minorEastAsia"/>
+                <w:color w:val="333333"/>
+                <w:kern w:val="0"/>
+                <w:szCs w:val="20"/>
+              </w:rPr>
+            </w:pPr>
+          </w:p>
+        </w:tc>
+        <w:tc>
+          <w:tcPr>
+            <w:tcW w:w="902" w:type="pct"/>
+            <w:vAlign w:val="top"/>
+          </w:tcPr>
+          <w:p>
+            <w:pPr>
+              <w:overflowPunct w:val="0"/>
+              <w:snapToGrid w:val="0"/>
+              <w:spacing w:before="60" w:after="60" w:line="360" w:lineRule="auto"/>
+              <w:jc w:val="center"/>
+              <w:rPr>
+                <w:rFonts w:hint="eastAsia" w:ascii="宋体" w:hAnsi="宋体" w:eastAsia="宋体" w:cstheme="minorEastAsia"/>
+                <w:color w:val="333333"/>
+                <w:kern w:val="0"/>
+                <w:szCs w:val="21"/>
+              </w:rPr>
+            </w:pPr>
+          </w:p>
+        </w:tc>
+        <w:tc>
+          <w:tcPr>
+            <w:tcW w:w="1674" w:type="pct"/>
+            <w:vAlign w:val="top"/>
+          </w:tcPr>
+          <w:p>
+            <w:pPr>
+              <w:overflowPunct w:val="0"/>
+              <w:snapToGrid w:val="0"/>
+              <w:spacing w:before="60" w:after="60" w:line="360" w:lineRule="auto"/>
+              <w:jc w:val="center"/>
+              <w:rPr>
+                <w:rFonts w:hint="eastAsia" w:ascii="宋体" w:hAnsi="宋体" w:eastAsia="宋体" w:cstheme="minorEastAsia"/>
+                <w:color w:val="333333"/>
+                <w:kern w:val="0"/>
+                <w:szCs w:val="21"/>
+              </w:rPr>
+            </w:pPr>
+          </w:p>
+        </w:tc>
+      </w:tr>
+    </w:tbl>
+    <w:p/>
     <w:tbl>
       <w:tblPr>
         <w:tblStyle w:val="3"/>
@@ -491,10 +1078,1023 @@
         </w:tc>
       </w:tr>
     </w:tbl>
-    <w:p>
-      <w:bookmarkStart w:id="0" w:name="_GoBack"/>
-      <w:bookmarkEnd w:id="0"/>
-    </w:p>
+    <w:p/>
+    <w:p/>
+    <w:tbl>
+      <w:tblPr>
+        <w:tblStyle w:val="3"/>
+        <w:tblW w:w="3563" w:type="pct"/>
+        <w:jc w:val="center"/>
+        <w:tblBorders>
+          <w:top w:val="single" w:color="auto" w:sz="4" w:space="0"/>
+          <w:left w:val="single" w:color="auto" w:sz="4" w:space="0"/>
+          <w:bottom w:val="single" w:color="auto" w:sz="4" w:space="0"/>
+          <w:right w:val="single" w:color="auto" w:sz="4" w:space="0"/>
+          <w:insideH w:val="single" w:color="auto" w:sz="4" w:space="0"/>
+          <w:insideV w:val="single" w:color="auto" w:sz="4" w:space="0"/>
+        </w:tblBorders>
+        <w:tblLayout w:type="fixed"/>
+        <w:tblCellMar>
+          <w:top w:w="0" w:type="dxa"/>
+          <w:left w:w="108" w:type="dxa"/>
+          <w:bottom w:w="0" w:type="dxa"/>
+          <w:right w:w="108" w:type="dxa"/>
+        </w:tblCellMar>
+      </w:tblPr>
+      <w:tblGrid>
+        <w:gridCol w:w="1347"/>
+        <w:gridCol w:w="1003"/>
+        <w:gridCol w:w="1862"/>
+        <w:gridCol w:w="1862"/>
+      </w:tblGrid>
+      <w:tr>
+        <w:trPr>
+          <w:jc w:val="center"/>
+        </w:trPr>
+        <w:tc>
+          <w:tcPr>
+            <w:tcW w:w="1108" w:type="pct"/>
+            <w:vAlign w:val="top"/>
+          </w:tcPr>
+          <w:p>
+            <w:pPr>
+              <w:overflowPunct w:val="0"/>
+              <w:snapToGrid w:val="0"/>
+              <w:spacing w:before="60" w:after="60" w:line="360" w:lineRule="auto"/>
+              <w:jc w:val="center"/>
+              <w:rPr>
+                <w:rFonts w:hint="eastAsia" w:ascii="宋体" w:hAnsi="宋体" w:eastAsia="宋体" w:cstheme="minorEastAsia"/>
+                <w:color w:val="333333"/>
+                <w:kern w:val="0"/>
+                <w:szCs w:val="20"/>
+              </w:rPr>
+            </w:pPr>
+            <w:r>
+              <w:rPr>
+                <w:rFonts w:hint="eastAsia" w:ascii="宋体" w:hAnsi="宋体" w:eastAsia="宋体" w:cstheme="minorEastAsia"/>
+                <w:b/>
+                <w:bCs/>
+                <w:color w:val="333333"/>
+                <w:kern w:val="0"/>
+                <w:szCs w:val="21"/>
+              </w:rPr>
+              <w:t>++FOR column IN columns++</w:t>
+            </w:r>
+          </w:p>
+        </w:tc>
+        <w:tc>
+          <w:tcPr>
+            <w:tcW w:w="825" w:type="pct"/>
+            <w:vAlign w:val="top"/>
+          </w:tcPr>
+          <w:p>
+            <w:pPr>
+              <w:overflowPunct w:val="0"/>
+              <w:snapToGrid w:val="0"/>
+              <w:spacing w:before="60" w:after="60" w:line="360" w:lineRule="auto"/>
+              <w:jc w:val="center"/>
+              <w:rPr>
+                <w:rFonts w:hint="eastAsia" w:ascii="宋体" w:hAnsi="宋体" w:eastAsia="宋体" w:cstheme="minorEastAsia"/>
+                <w:color w:val="333333"/>
+                <w:kern w:val="0"/>
+                <w:szCs w:val="20"/>
+              </w:rPr>
+            </w:pPr>
+            <w:r>
+              <w:rPr>
+                <w:rFonts w:hint="eastAsia" w:ascii="宋体" w:hAnsi="宋体" w:eastAsia="宋体" w:cstheme="minorEastAsia"/>
+                <w:b/>
+                <w:bCs/>
+                <w:color w:val="333333"/>
+                <w:kern w:val="0"/>
+                <w:szCs w:val="21"/>
+              </w:rPr>
+              <w:t>++INS $column</w:t>
+            </w:r>
+            <w:r>
+              <w:rPr>
+                <w:rFonts w:hint="default" w:ascii="宋体" w:hAnsi="宋体" w:eastAsia="宋体" w:cstheme="minorEastAsia"/>
+                <w:b/>
+                <w:bCs/>
+                <w:color w:val="333333"/>
+                <w:kern w:val="0"/>
+                <w:szCs w:val="21"/>
+                <w:lang w:val="en-US"/>
+              </w:rPr>
+              <w:t>.label</w:t>
+            </w:r>
+            <w:r>
+              <w:rPr>
+                <w:rFonts w:hint="eastAsia" w:ascii="宋体" w:hAnsi="宋体" w:eastAsia="宋体" w:cstheme="minorEastAsia"/>
+                <w:b/>
+                <w:bCs/>
+                <w:color w:val="333333"/>
+                <w:kern w:val="0"/>
+                <w:szCs w:val="21"/>
+              </w:rPr>
+              <w:t>++</w:t>
+            </w:r>
+          </w:p>
+        </w:tc>
+        <w:tc>
+          <w:tcPr>
+            <w:tcW w:w="1532" w:type="pct"/>
+            <w:vAlign w:val="top"/>
+          </w:tcPr>
+          <w:p>
+            <w:pPr>
+              <w:overflowPunct w:val="0"/>
+              <w:snapToGrid w:val="0"/>
+              <w:spacing w:before="60" w:after="60" w:line="360" w:lineRule="auto"/>
+              <w:jc w:val="center"/>
+              <w:rPr>
+                <w:rFonts w:hint="eastAsia" w:ascii="宋体" w:hAnsi="宋体" w:eastAsia="宋体" w:cstheme="minorEastAsia"/>
+                <w:color w:val="333333"/>
+                <w:kern w:val="0"/>
+                <w:szCs w:val="20"/>
+              </w:rPr>
+            </w:pPr>
+            <w:r>
+              <w:rPr>
+                <w:rFonts w:hint="eastAsia" w:ascii="宋体" w:hAnsi="宋体" w:eastAsia="宋体" w:cstheme="minorEastAsia"/>
+                <w:b/>
+                <w:bCs/>
+                <w:color w:val="333333"/>
+                <w:kern w:val="0"/>
+                <w:szCs w:val="21"/>
+              </w:rPr>
+              <w:t>++END-FOR column++</w:t>
+            </w:r>
+          </w:p>
+          <w:p>
+            <w:pPr>
+              <w:overflowPunct w:val="0"/>
+              <w:snapToGrid w:val="0"/>
+              <w:spacing w:before="60" w:after="60" w:line="360" w:lineRule="auto"/>
+              <w:jc w:val="center"/>
+              <w:rPr>
+                <w:rFonts w:hint="eastAsia" w:ascii="宋体" w:hAnsi="宋体" w:eastAsia="宋体" w:cstheme="minorEastAsia"/>
+                <w:b/>
+                <w:bCs/>
+                <w:color w:val="333333"/>
+                <w:kern w:val="0"/>
+                <w:szCs w:val="21"/>
+              </w:rPr>
+            </w:pPr>
+          </w:p>
+        </w:tc>
+        <w:tc>
+          <w:tcPr>
+            <w:tcW w:w="1532" w:type="pct"/>
+            <w:vAlign w:val="top"/>
+          </w:tcPr>
+          <w:p>
+            <w:pPr>
+              <w:overflowPunct w:val="0"/>
+              <w:snapToGrid w:val="0"/>
+              <w:spacing w:before="60" w:after="60" w:line="360" w:lineRule="auto"/>
+              <w:jc w:val="center"/>
+              <w:rPr>
+                <w:rFonts w:hint="default" w:ascii="宋体" w:hAnsi="宋体" w:eastAsia="宋体" w:cstheme="minorEastAsia"/>
+                <w:b/>
+                <w:bCs/>
+                <w:color w:val="333333"/>
+                <w:kern w:val="0"/>
+                <w:szCs w:val="21"/>
+                <w:lang w:val="en-US" w:eastAsia="zh-CN"/>
+              </w:rPr>
+            </w:pPr>
+          </w:p>
+        </w:tc>
+      </w:tr>
+      <w:tr>
+        <w:trPr>
+          <w:jc w:val="center"/>
+        </w:trPr>
+        <w:tc>
+          <w:tcPr>
+            <w:tcW w:w="1108" w:type="pct"/>
+            <w:vAlign w:val="top"/>
+          </w:tcPr>
+          <w:p>
+            <w:pPr>
+              <w:overflowPunct w:val="0"/>
+              <w:snapToGrid w:val="0"/>
+              <w:spacing w:before="60" w:after="60" w:line="360" w:lineRule="auto"/>
+              <w:jc w:val="center"/>
+              <w:rPr>
+                <w:rFonts w:hint="eastAsia" w:ascii="宋体" w:hAnsi="宋体" w:eastAsia="宋体" w:cstheme="minorEastAsia"/>
+                <w:color w:val="333333"/>
+                <w:kern w:val="0"/>
+                <w:szCs w:val="20"/>
+              </w:rPr>
+            </w:pPr>
+            <w:r>
+              <w:rPr>
+                <w:rFonts w:hint="eastAsia" w:ascii="宋体" w:hAnsi="宋体" w:eastAsia="宋体" w:cstheme="minorEastAsia"/>
+                <w:color w:val="333333"/>
+                <w:kern w:val="0"/>
+                <w:szCs w:val="21"/>
+              </w:rPr>
+              <w:t>++FOR row IN data++</w:t>
+            </w:r>
+          </w:p>
+        </w:tc>
+        <w:tc>
+          <w:tcPr>
+            <w:tcW w:w="825" w:type="pct"/>
+            <w:vAlign w:val="top"/>
+          </w:tcPr>
+          <w:p>
+            <w:pPr>
+              <w:overflowPunct w:val="0"/>
+              <w:snapToGrid w:val="0"/>
+              <w:spacing w:before="60" w:after="60" w:line="360" w:lineRule="auto"/>
+              <w:jc w:val="center"/>
+              <w:rPr>
+                <w:rFonts w:hint="eastAsia" w:ascii="宋体" w:hAnsi="宋体" w:eastAsia="宋体" w:cstheme="minorEastAsia"/>
+                <w:color w:val="333333"/>
+                <w:kern w:val="0"/>
+                <w:szCs w:val="21"/>
+              </w:rPr>
+            </w:pPr>
+          </w:p>
+        </w:tc>
+        <w:tc>
+          <w:tcPr>
+            <w:tcW w:w="1532" w:type="pct"/>
+            <w:vAlign w:val="top"/>
+          </w:tcPr>
+          <w:p>
+            <w:pPr>
+              <w:overflowPunct w:val="0"/>
+              <w:snapToGrid w:val="0"/>
+              <w:spacing w:before="60" w:after="60" w:line="360" w:lineRule="auto"/>
+              <w:jc w:val="center"/>
+              <w:rPr>
+                <w:rFonts w:hint="eastAsia" w:ascii="宋体" w:hAnsi="宋体" w:eastAsia="宋体" w:cstheme="minorEastAsia"/>
+                <w:color w:val="333333"/>
+                <w:kern w:val="0"/>
+                <w:szCs w:val="21"/>
+              </w:rPr>
+            </w:pPr>
+          </w:p>
+        </w:tc>
+        <w:tc>
+          <w:tcPr>
+            <w:tcW w:w="1532" w:type="pct"/>
+            <w:vAlign w:val="top"/>
+          </w:tcPr>
+          <w:p>
+            <w:pPr>
+              <w:overflowPunct w:val="0"/>
+              <w:snapToGrid w:val="0"/>
+              <w:spacing w:before="60" w:after="60" w:line="360" w:lineRule="auto"/>
+              <w:jc w:val="center"/>
+              <w:rPr>
+                <w:rFonts w:hint="default" w:ascii="宋体" w:hAnsi="宋体" w:eastAsia="宋体" w:cstheme="minorEastAsia"/>
+                <w:color w:val="333333"/>
+                <w:kern w:val="0"/>
+                <w:szCs w:val="21"/>
+                <w:lang w:val="en-US" w:eastAsia="zh-CN"/>
+              </w:rPr>
+            </w:pPr>
+          </w:p>
+        </w:tc>
+      </w:tr>
+      <w:tr>
+        <w:trPr>
+          <w:jc w:val="center"/>
+        </w:trPr>
+        <w:tc>
+          <w:tcPr>
+            <w:tcW w:w="1108" w:type="pct"/>
+            <w:vAlign w:val="top"/>
+          </w:tcPr>
+          <w:p>
+            <w:pPr>
+              <w:overflowPunct w:val="0"/>
+              <w:snapToGrid w:val="0"/>
+              <w:spacing w:before="60" w:after="60" w:line="360" w:lineRule="auto"/>
+              <w:jc w:val="center"/>
+              <w:rPr>
+                <w:rFonts w:hint="eastAsia" w:ascii="宋体" w:hAnsi="宋体" w:eastAsia="宋体" w:cstheme="minorEastAsia"/>
+                <w:color w:val="333333"/>
+                <w:kern w:val="0"/>
+                <w:szCs w:val="20"/>
+              </w:rPr>
+            </w:pPr>
+            <w:r>
+              <w:rPr>
+                <w:rFonts w:hint="eastAsia" w:ascii="宋体" w:hAnsi="宋体" w:eastAsia="宋体" w:cstheme="minorEastAsia"/>
+                <w:color w:val="333333"/>
+                <w:kern w:val="0"/>
+                <w:szCs w:val="21"/>
+              </w:rPr>
+              <w:t>++FOR item IN $row++</w:t>
+            </w:r>
+          </w:p>
+        </w:tc>
+        <w:tc>
+          <w:tcPr>
+            <w:tcW w:w="825" w:type="pct"/>
+            <w:vAlign w:val="top"/>
+          </w:tcPr>
+          <w:p>
+            <w:pPr>
+              <w:overflowPunct w:val="0"/>
+              <w:snapToGrid w:val="0"/>
+              <w:spacing w:before="60" w:after="60" w:line="360" w:lineRule="auto"/>
+              <w:jc w:val="center"/>
+              <w:rPr>
+                <w:rFonts w:hint="eastAsia" w:ascii="宋体" w:hAnsi="宋体" w:eastAsia="宋体" w:cstheme="minorEastAsia"/>
+                <w:color w:val="333333"/>
+                <w:kern w:val="0"/>
+                <w:szCs w:val="21"/>
+              </w:rPr>
+            </w:pPr>
+            <w:r>
+              <w:rPr>
+                <w:rFonts w:hint="eastAsia" w:ascii="宋体" w:hAnsi="宋体" w:eastAsia="宋体" w:cstheme="minorEastAsia"/>
+                <w:color w:val="333333"/>
+                <w:kern w:val="0"/>
+                <w:szCs w:val="21"/>
+              </w:rPr>
+              <w:t>++INS $item.value++</w:t>
+            </w:r>
+          </w:p>
+          <w:p>
+            <w:pPr>
+              <w:overflowPunct w:val="0"/>
+              <w:snapToGrid w:val="0"/>
+              <w:spacing w:before="60" w:after="60" w:line="360" w:lineRule="auto"/>
+              <w:jc w:val="center"/>
+              <w:rPr>
+                <w:rFonts w:hint="eastAsia" w:ascii="宋体" w:hAnsi="宋体" w:eastAsia="宋体" w:cstheme="minorEastAsia"/>
+                <w:color w:val="333333"/>
+                <w:kern w:val="0"/>
+                <w:szCs w:val="21"/>
+              </w:rPr>
+            </w:pPr>
+            <w:r>
+              <w:rPr>
+                <w:rFonts w:hint="eastAsia" w:ascii="宋体" w:hAnsi="宋体" w:eastAsia="宋体" w:cstheme="minorEastAsia"/>
+                <w:color w:val="333333"/>
+                <w:kern w:val="0"/>
+                <w:szCs w:val="21"/>
+              </w:rPr>
+              <w:t>++TBL_</w:t>
+            </w:r>
+            <w:r>
+              <w:rPr>
+                <w:rFonts w:hint="default" w:ascii="宋体" w:hAnsi="宋体" w:eastAsia="宋体" w:cstheme="minorEastAsia"/>
+                <w:color w:val="333333"/>
+                <w:kern w:val="0"/>
+                <w:szCs w:val="21"/>
+                <w:lang w:val="en-US"/>
+              </w:rPr>
+              <w:t>CELL</w:t>
+            </w:r>
+            <w:r>
+              <w:rPr>
+                <w:rFonts w:hint="eastAsia" w:ascii="宋体" w:hAnsi="宋体" w:eastAsia="宋体" w:cstheme="minorEastAsia"/>
+                <w:color w:val="333333"/>
+                <w:kern w:val="0"/>
+                <w:szCs w:val="21"/>
+              </w:rPr>
+              <w:t xml:space="preserve"> $</w:t>
+            </w:r>
+            <w:r>
+              <w:rPr>
+                <w:rFonts w:hint="eastAsia" w:ascii="宋体" w:hAnsi="宋体" w:eastAsia="宋体" w:cstheme="minorEastAsia"/>
+                <w:color w:val="333333"/>
+                <w:kern w:val="0"/>
+                <w:szCs w:val="21"/>
+                <w:lang w:val="en-US" w:eastAsia="zh-CN"/>
+              </w:rPr>
+              <w:t>ite</w:t>
+            </w:r>
+            <w:r>
+              <w:rPr>
+                <w:rFonts w:hint="default" w:ascii="宋体" w:hAnsi="宋体" w:eastAsia="宋体" w:cstheme="minorEastAsia"/>
+                <w:color w:val="333333"/>
+                <w:kern w:val="0"/>
+                <w:szCs w:val="21"/>
+                <w:lang w:val="en-US" w:eastAsia="zh-CN"/>
+              </w:rPr>
+              <w:t>m</w:t>
+            </w:r>
+            <w:r>
+              <w:rPr>
+                <w:rFonts w:hint="eastAsia" w:ascii="宋体" w:hAnsi="宋体" w:eastAsia="宋体" w:cstheme="minorEastAsia"/>
+                <w:color w:val="333333"/>
+                <w:kern w:val="0"/>
+                <w:szCs w:val="21"/>
+              </w:rPr>
+              <w:t>++</w:t>
+            </w:r>
+          </w:p>
+        </w:tc>
+        <w:tc>
+          <w:tcPr>
+            <w:tcW w:w="1532" w:type="pct"/>
+            <w:vAlign w:val="top"/>
+          </w:tcPr>
+          <w:p>
+            <w:pPr>
+              <w:overflowPunct w:val="0"/>
+              <w:snapToGrid w:val="0"/>
+              <w:spacing w:before="60" w:after="60" w:line="360" w:lineRule="auto"/>
+              <w:jc w:val="center"/>
+              <w:rPr>
+                <w:rFonts w:hint="eastAsia" w:ascii="宋体" w:hAnsi="宋体" w:eastAsia="宋体" w:cstheme="minorEastAsia"/>
+                <w:color w:val="333333"/>
+                <w:kern w:val="0"/>
+                <w:szCs w:val="20"/>
+              </w:rPr>
+            </w:pPr>
+            <w:r>
+              <w:rPr>
+                <w:rFonts w:hint="eastAsia" w:ascii="宋体" w:hAnsi="宋体" w:eastAsia="宋体" w:cstheme="minorEastAsia"/>
+                <w:color w:val="333333"/>
+                <w:kern w:val="0"/>
+                <w:szCs w:val="21"/>
+              </w:rPr>
+              <w:t>++END-FOR item++</w:t>
+            </w:r>
+          </w:p>
+          <w:p>
+            <w:pPr>
+              <w:overflowPunct w:val="0"/>
+              <w:snapToGrid w:val="0"/>
+              <w:spacing w:before="60" w:after="60" w:line="360" w:lineRule="auto"/>
+              <w:jc w:val="center"/>
+              <w:rPr>
+                <w:rFonts w:hint="eastAsia" w:ascii="宋体" w:hAnsi="宋体" w:eastAsia="宋体" w:cstheme="minorEastAsia"/>
+                <w:color w:val="333333"/>
+                <w:kern w:val="0"/>
+                <w:szCs w:val="21"/>
+              </w:rPr>
+            </w:pPr>
+          </w:p>
+        </w:tc>
+        <w:tc>
+          <w:tcPr>
+            <w:tcW w:w="1532" w:type="pct"/>
+            <w:vAlign w:val="top"/>
+          </w:tcPr>
+          <w:p>
+            <w:pPr>
+              <w:overflowPunct w:val="0"/>
+              <w:snapToGrid w:val="0"/>
+              <w:spacing w:before="60" w:after="60" w:line="360" w:lineRule="auto"/>
+              <w:jc w:val="center"/>
+              <w:rPr>
+                <w:rFonts w:hint="default" w:ascii="宋体" w:hAnsi="宋体" w:eastAsia="宋体" w:cstheme="minorEastAsia"/>
+                <w:color w:val="333333"/>
+                <w:kern w:val="0"/>
+                <w:szCs w:val="21"/>
+                <w:lang w:val="en-US" w:eastAsia="zh-CN"/>
+              </w:rPr>
+            </w:pPr>
+            <w:r>
+              <w:rPr>
+                <w:rFonts w:hint="eastAsia" w:ascii="宋体" w:hAnsi="宋体" w:eastAsia="宋体" w:cstheme="minorEastAsia"/>
+                <w:color w:val="333333"/>
+                <w:kern w:val="0"/>
+                <w:szCs w:val="21"/>
+                <w:lang w:val="en-US" w:eastAsia="zh-CN"/>
+              </w:rPr>
+              <w:t>尾</w:t>
+            </w:r>
+          </w:p>
+        </w:tc>
+      </w:tr>
+      <w:tr>
+        <w:trPr>
+          <w:jc w:val="center"/>
+        </w:trPr>
+        <w:tc>
+          <w:tcPr>
+            <w:tcW w:w="1108" w:type="pct"/>
+            <w:vAlign w:val="top"/>
+          </w:tcPr>
+          <w:p>
+            <w:pPr>
+              <w:overflowPunct w:val="0"/>
+              <w:snapToGrid w:val="0"/>
+              <w:spacing w:before="60" w:after="60" w:line="360" w:lineRule="auto"/>
+              <w:jc w:val="center"/>
+              <w:rPr>
+                <w:rFonts w:hint="eastAsia" w:ascii="宋体" w:hAnsi="宋体" w:eastAsia="宋体" w:cstheme="minorEastAsia"/>
+                <w:color w:val="333333"/>
+                <w:kern w:val="0"/>
+                <w:szCs w:val="20"/>
+              </w:rPr>
+            </w:pPr>
+            <w:r>
+              <w:rPr>
+                <w:rFonts w:hint="eastAsia" w:ascii="宋体" w:hAnsi="宋体" w:eastAsia="宋体" w:cstheme="minorEastAsia"/>
+                <w:color w:val="333333"/>
+                <w:kern w:val="0"/>
+                <w:szCs w:val="21"/>
+              </w:rPr>
+              <w:t>++END-FOR row++</w:t>
+            </w:r>
+          </w:p>
+        </w:tc>
+        <w:tc>
+          <w:tcPr>
+            <w:tcW w:w="825" w:type="pct"/>
+            <w:vAlign w:val="top"/>
+          </w:tcPr>
+          <w:p>
+            <w:pPr>
+              <w:overflowPunct w:val="0"/>
+              <w:snapToGrid w:val="0"/>
+              <w:spacing w:before="60" w:after="60" w:line="360" w:lineRule="auto"/>
+              <w:jc w:val="center"/>
+              <w:rPr>
+                <w:rFonts w:hint="eastAsia" w:ascii="宋体" w:hAnsi="宋体" w:eastAsia="宋体" w:cstheme="minorEastAsia"/>
+                <w:color w:val="333333"/>
+                <w:kern w:val="0"/>
+                <w:szCs w:val="21"/>
+              </w:rPr>
+            </w:pPr>
+          </w:p>
+        </w:tc>
+        <w:tc>
+          <w:tcPr>
+            <w:tcW w:w="1532" w:type="pct"/>
+            <w:vAlign w:val="top"/>
+          </w:tcPr>
+          <w:p>
+            <w:pPr>
+              <w:overflowPunct w:val="0"/>
+              <w:snapToGrid w:val="0"/>
+              <w:spacing w:before="60" w:after="60" w:line="360" w:lineRule="auto"/>
+              <w:jc w:val="center"/>
+              <w:rPr>
+                <w:rFonts w:hint="eastAsia" w:ascii="宋体" w:hAnsi="宋体" w:eastAsia="宋体" w:cstheme="minorEastAsia"/>
+                <w:color w:val="333333"/>
+                <w:kern w:val="0"/>
+                <w:szCs w:val="21"/>
+              </w:rPr>
+            </w:pPr>
+          </w:p>
+        </w:tc>
+        <w:tc>
+          <w:tcPr>
+            <w:tcW w:w="1532" w:type="pct"/>
+            <w:vAlign w:val="top"/>
+          </w:tcPr>
+          <w:p>
+            <w:pPr>
+              <w:overflowPunct w:val="0"/>
+              <w:snapToGrid w:val="0"/>
+              <w:spacing w:before="60" w:after="60" w:line="360" w:lineRule="auto"/>
+              <w:jc w:val="center"/>
+              <w:rPr>
+                <w:rFonts w:hint="default" w:ascii="宋体" w:hAnsi="宋体" w:eastAsia="宋体" w:cstheme="minorEastAsia"/>
+                <w:color w:val="333333"/>
+                <w:kern w:val="0"/>
+                <w:szCs w:val="21"/>
+                <w:lang w:val="en-US" w:eastAsia="zh-CN"/>
+              </w:rPr>
+            </w:pPr>
+          </w:p>
+        </w:tc>
+      </w:tr>
+    </w:tbl>
+    <w:p/>
+    <w:p/>
+    <w:tbl>
+      <w:tblPr>
+        <w:tblStyle w:val="3"/>
+        <w:tblW w:w="3261" w:type="pct"/>
+        <w:jc w:val="center"/>
+        <w:tblBorders>
+          <w:top w:val="single" w:color="auto" w:sz="4" w:space="0"/>
+          <w:left w:val="single" w:color="auto" w:sz="4" w:space="0"/>
+          <w:bottom w:val="single" w:color="auto" w:sz="4" w:space="0"/>
+          <w:right w:val="single" w:color="auto" w:sz="4" w:space="0"/>
+          <w:insideH w:val="single" w:color="auto" w:sz="4" w:space="0"/>
+          <w:insideV w:val="single" w:color="auto" w:sz="4" w:space="0"/>
+        </w:tblBorders>
+        <w:tblLayout w:type="fixed"/>
+        <w:tblCellMar>
+          <w:top w:w="0" w:type="dxa"/>
+          <w:left w:w="108" w:type="dxa"/>
+          <w:bottom w:w="0" w:type="dxa"/>
+          <w:right w:w="108" w:type="dxa"/>
+        </w:tblCellMar>
+      </w:tblPr>
+      <w:tblGrid>
+        <w:gridCol w:w="1347"/>
+        <w:gridCol w:w="1347"/>
+        <w:gridCol w:w="1003"/>
+        <w:gridCol w:w="1862"/>
+      </w:tblGrid>
+      <w:tr>
+        <w:trPr>
+          <w:jc w:val="center"/>
+        </w:trPr>
+        <w:tc>
+          <w:tcPr>
+            <w:tcW w:w="1211" w:type="pct"/>
+            <w:vAlign w:val="top"/>
+          </w:tcPr>
+          <w:p>
+            <w:pPr>
+              <w:overflowPunct w:val="0"/>
+              <w:snapToGrid w:val="0"/>
+              <w:spacing w:before="60" w:after="60" w:line="360" w:lineRule="auto"/>
+              <w:jc w:val="center"/>
+              <w:rPr>
+                <w:rFonts w:hint="default" w:ascii="宋体" w:hAnsi="宋体" w:eastAsia="宋体" w:cstheme="minorEastAsia"/>
+                <w:color w:val="333333"/>
+                <w:kern w:val="0"/>
+                <w:szCs w:val="21"/>
+                <w:lang w:val="en-US" w:eastAsia="zh-CN"/>
+              </w:rPr>
+            </w:pPr>
+            <w:r>
+              <w:rPr>
+                <w:rFonts w:hint="eastAsia" w:ascii="宋体" w:hAnsi="宋体" w:eastAsia="宋体" w:cstheme="minorEastAsia"/>
+                <w:color w:val="333333"/>
+                <w:kern w:val="0"/>
+                <w:szCs w:val="21"/>
+              </w:rPr>
+              <w:t>++FOR row IN data++</w:t>
+            </w:r>
+          </w:p>
+        </w:tc>
+        <w:tc>
+          <w:tcPr>
+            <w:tcW w:w="1211" w:type="pct"/>
+            <w:vAlign w:val="top"/>
+          </w:tcPr>
+          <w:p>
+            <w:pPr>
+              <w:overflowPunct w:val="0"/>
+              <w:snapToGrid w:val="0"/>
+              <w:spacing w:before="60" w:after="60" w:line="360" w:lineRule="auto"/>
+              <w:jc w:val="center"/>
+              <w:rPr>
+                <w:rFonts w:hint="eastAsia" w:ascii="宋体" w:hAnsi="宋体" w:eastAsia="宋体" w:cstheme="minorEastAsia"/>
+                <w:color w:val="333333"/>
+                <w:kern w:val="0"/>
+                <w:szCs w:val="20"/>
+              </w:rPr>
+            </w:pPr>
+          </w:p>
+        </w:tc>
+        <w:tc>
+          <w:tcPr>
+            <w:tcW w:w="902" w:type="pct"/>
+            <w:vAlign w:val="top"/>
+          </w:tcPr>
+          <w:p>
+            <w:pPr>
+              <w:overflowPunct w:val="0"/>
+              <w:snapToGrid w:val="0"/>
+              <w:spacing w:before="60" w:after="60" w:line="360" w:lineRule="auto"/>
+              <w:jc w:val="center"/>
+              <w:rPr>
+                <w:rFonts w:hint="eastAsia" w:ascii="宋体" w:hAnsi="宋体" w:eastAsia="宋体" w:cstheme="minorEastAsia"/>
+                <w:color w:val="333333"/>
+                <w:kern w:val="0"/>
+                <w:szCs w:val="21"/>
+              </w:rPr>
+            </w:pPr>
+          </w:p>
+        </w:tc>
+        <w:tc>
+          <w:tcPr>
+            <w:tcW w:w="1674" w:type="pct"/>
+            <w:vAlign w:val="top"/>
+          </w:tcPr>
+          <w:p>
+            <w:pPr>
+              <w:overflowPunct w:val="0"/>
+              <w:snapToGrid w:val="0"/>
+              <w:spacing w:before="60" w:after="60" w:line="360" w:lineRule="auto"/>
+              <w:jc w:val="center"/>
+              <w:rPr>
+                <w:rFonts w:hint="eastAsia" w:ascii="宋体" w:hAnsi="宋体" w:eastAsia="宋体" w:cstheme="minorEastAsia"/>
+                <w:color w:val="333333"/>
+                <w:kern w:val="0"/>
+                <w:szCs w:val="21"/>
+              </w:rPr>
+            </w:pPr>
+          </w:p>
+        </w:tc>
+      </w:tr>
+      <w:tr>
+        <w:trPr>
+          <w:jc w:val="center"/>
+        </w:trPr>
+        <w:tc>
+          <w:tcPr>
+            <w:tcW w:w="1211" w:type="pct"/>
+            <w:vAlign w:val="top"/>
+          </w:tcPr>
+          <w:p>
+            <w:pPr>
+              <w:overflowPunct w:val="0"/>
+              <w:snapToGrid w:val="0"/>
+              <w:spacing w:before="60" w:after="60" w:line="360" w:lineRule="auto"/>
+              <w:jc w:val="center"/>
+              <w:rPr>
+                <w:rFonts w:hint="default" w:ascii="宋体" w:hAnsi="宋体" w:eastAsia="宋体" w:cstheme="minorEastAsia"/>
+                <w:color w:val="333333"/>
+                <w:kern w:val="0"/>
+                <w:szCs w:val="21"/>
+                <w:lang w:val="en-US" w:eastAsia="zh-CN"/>
+              </w:rPr>
+            </w:pPr>
+            <w:r>
+              <w:rPr>
+                <w:rFonts w:hint="eastAsia" w:ascii="宋体" w:hAnsi="宋体" w:eastAsia="宋体" w:cstheme="minorEastAsia"/>
+                <w:color w:val="333333"/>
+                <w:kern w:val="0"/>
+                <w:szCs w:val="21"/>
+                <w:lang w:val="en-US" w:eastAsia="zh-CN"/>
+              </w:rPr>
+              <w:t>头</w:t>
+            </w:r>
+          </w:p>
+        </w:tc>
+        <w:tc>
+          <w:tcPr>
+            <w:tcW w:w="1211" w:type="pct"/>
+            <w:vAlign w:val="top"/>
+          </w:tcPr>
+          <w:p>
+            <w:pPr>
+              <w:overflowPunct w:val="0"/>
+              <w:snapToGrid w:val="0"/>
+              <w:spacing w:before="60" w:after="60" w:line="360" w:lineRule="auto"/>
+              <w:jc w:val="center"/>
+              <w:rPr>
+                <w:rFonts w:hint="eastAsia" w:ascii="宋体" w:hAnsi="宋体" w:eastAsia="宋体" w:cstheme="minorEastAsia"/>
+                <w:color w:val="333333"/>
+                <w:kern w:val="0"/>
+                <w:szCs w:val="20"/>
+              </w:rPr>
+            </w:pPr>
+            <w:r>
+              <w:rPr>
+                <w:rFonts w:hint="eastAsia" w:ascii="宋体" w:hAnsi="宋体" w:eastAsia="宋体" w:cstheme="minorEastAsia"/>
+                <w:color w:val="333333"/>
+                <w:kern w:val="0"/>
+                <w:szCs w:val="21"/>
+              </w:rPr>
+              <w:t>++FOR item IN $row++</w:t>
+            </w:r>
+          </w:p>
+        </w:tc>
+        <w:tc>
+          <w:tcPr>
+            <w:tcW w:w="902" w:type="pct"/>
+            <w:vAlign w:val="top"/>
+          </w:tcPr>
+          <w:p>
+            <w:pPr>
+              <w:overflowPunct w:val="0"/>
+              <w:snapToGrid w:val="0"/>
+              <w:spacing w:before="60" w:after="60" w:line="360" w:lineRule="auto"/>
+              <w:jc w:val="center"/>
+              <w:rPr>
+                <w:rFonts w:hint="eastAsia" w:ascii="宋体" w:hAnsi="宋体" w:eastAsia="宋体" w:cstheme="minorEastAsia"/>
+                <w:color w:val="333333"/>
+                <w:kern w:val="0"/>
+                <w:szCs w:val="21"/>
+              </w:rPr>
+            </w:pPr>
+            <w:r>
+              <w:rPr>
+                <w:rFonts w:hint="eastAsia" w:ascii="宋体" w:hAnsi="宋体" w:eastAsia="宋体" w:cstheme="minorEastAsia"/>
+                <w:color w:val="333333"/>
+                <w:kern w:val="0"/>
+                <w:szCs w:val="21"/>
+              </w:rPr>
+              <w:t>++INS $item.value++</w:t>
+            </w:r>
+          </w:p>
+          <w:p>
+            <w:pPr>
+              <w:overflowPunct w:val="0"/>
+              <w:snapToGrid w:val="0"/>
+              <w:spacing w:before="60" w:after="60" w:line="360" w:lineRule="auto"/>
+              <w:jc w:val="center"/>
+              <w:rPr>
+                <w:rFonts w:hint="eastAsia" w:ascii="宋体" w:hAnsi="宋体" w:eastAsia="宋体" w:cstheme="minorEastAsia"/>
+                <w:color w:val="333333"/>
+                <w:kern w:val="0"/>
+                <w:szCs w:val="21"/>
+              </w:rPr>
+            </w:pPr>
+            <w:r>
+              <w:rPr>
+                <w:rFonts w:hint="eastAsia" w:ascii="宋体" w:hAnsi="宋体" w:eastAsia="宋体" w:cstheme="minorEastAsia"/>
+                <w:color w:val="333333"/>
+                <w:kern w:val="0"/>
+                <w:szCs w:val="21"/>
+              </w:rPr>
+              <w:t>++TBL_</w:t>
+            </w:r>
+            <w:r>
+              <w:rPr>
+                <w:rFonts w:hint="default" w:ascii="宋体" w:hAnsi="宋体" w:eastAsia="宋体" w:cstheme="minorEastAsia"/>
+                <w:color w:val="333333"/>
+                <w:kern w:val="0"/>
+                <w:szCs w:val="21"/>
+                <w:lang w:val="en-US"/>
+              </w:rPr>
+              <w:t>CELL</w:t>
+            </w:r>
+            <w:r>
+              <w:rPr>
+                <w:rFonts w:hint="eastAsia" w:ascii="宋体" w:hAnsi="宋体" w:eastAsia="宋体" w:cstheme="minorEastAsia"/>
+                <w:color w:val="333333"/>
+                <w:kern w:val="0"/>
+                <w:szCs w:val="21"/>
+              </w:rPr>
+              <w:t xml:space="preserve"> $</w:t>
+            </w:r>
+            <w:r>
+              <w:rPr>
+                <w:rFonts w:hint="eastAsia" w:ascii="宋体" w:hAnsi="宋体" w:eastAsia="宋体" w:cstheme="minorEastAsia"/>
+                <w:color w:val="333333"/>
+                <w:kern w:val="0"/>
+                <w:szCs w:val="21"/>
+                <w:lang w:val="en-US" w:eastAsia="zh-CN"/>
+              </w:rPr>
+              <w:t>ite</w:t>
+            </w:r>
+            <w:r>
+              <w:rPr>
+                <w:rFonts w:hint="default" w:ascii="宋体" w:hAnsi="宋体" w:eastAsia="宋体" w:cstheme="minorEastAsia"/>
+                <w:color w:val="333333"/>
+                <w:kern w:val="0"/>
+                <w:szCs w:val="21"/>
+                <w:lang w:val="en-US" w:eastAsia="zh-CN"/>
+              </w:rPr>
+              <w:t>m</w:t>
+            </w:r>
+            <w:r>
+              <w:rPr>
+                <w:rFonts w:hint="eastAsia" w:ascii="宋体" w:hAnsi="宋体" w:eastAsia="宋体" w:cstheme="minorEastAsia"/>
+                <w:color w:val="333333"/>
+                <w:kern w:val="0"/>
+                <w:szCs w:val="21"/>
+              </w:rPr>
+              <w:t>++</w:t>
+            </w:r>
+          </w:p>
+        </w:tc>
+        <w:tc>
+          <w:tcPr>
+            <w:tcW w:w="1674" w:type="pct"/>
+            <w:vAlign w:val="top"/>
+          </w:tcPr>
+          <w:p>
+            <w:pPr>
+              <w:overflowPunct w:val="0"/>
+              <w:snapToGrid w:val="0"/>
+              <w:spacing w:before="60" w:after="60" w:line="360" w:lineRule="auto"/>
+              <w:jc w:val="center"/>
+              <w:rPr>
+                <w:rFonts w:hint="eastAsia" w:ascii="宋体" w:hAnsi="宋体" w:eastAsia="宋体" w:cstheme="minorEastAsia"/>
+                <w:color w:val="333333"/>
+                <w:kern w:val="0"/>
+                <w:szCs w:val="20"/>
+              </w:rPr>
+            </w:pPr>
+            <w:r>
+              <w:rPr>
+                <w:rFonts w:hint="eastAsia" w:ascii="宋体" w:hAnsi="宋体" w:eastAsia="宋体" w:cstheme="minorEastAsia"/>
+                <w:color w:val="333333"/>
+                <w:kern w:val="0"/>
+                <w:szCs w:val="21"/>
+              </w:rPr>
+              <w:t>++END-FOR item++</w:t>
+            </w:r>
+          </w:p>
+          <w:p>
+            <w:pPr>
+              <w:overflowPunct w:val="0"/>
+              <w:snapToGrid w:val="0"/>
+              <w:spacing w:before="60" w:after="60" w:line="360" w:lineRule="auto"/>
+              <w:jc w:val="center"/>
+              <w:rPr>
+                <w:rFonts w:hint="eastAsia" w:ascii="宋体" w:hAnsi="宋体" w:eastAsia="宋体" w:cstheme="minorEastAsia"/>
+                <w:color w:val="333333"/>
+                <w:kern w:val="0"/>
+                <w:szCs w:val="21"/>
+              </w:rPr>
+            </w:pPr>
+          </w:p>
+        </w:tc>
+      </w:tr>
+      <w:tr>
+        <w:trPr>
+          <w:jc w:val="center"/>
+        </w:trPr>
+        <w:tc>
+          <w:tcPr>
+            <w:tcW w:w="1211" w:type="pct"/>
+            <w:vAlign w:val="top"/>
+          </w:tcPr>
+          <w:p>
+            <w:pPr>
+              <w:overflowPunct w:val="0"/>
+              <w:snapToGrid w:val="0"/>
+              <w:spacing w:before="60" w:after="60" w:line="360" w:lineRule="auto"/>
+              <w:jc w:val="center"/>
+              <w:rPr>
+                <w:rFonts w:hint="default" w:ascii="宋体" w:hAnsi="宋体" w:eastAsia="宋体" w:cstheme="minorEastAsia"/>
+                <w:color w:val="333333"/>
+                <w:kern w:val="0"/>
+                <w:szCs w:val="21"/>
+                <w:lang w:val="en-US" w:eastAsia="zh-CN"/>
+              </w:rPr>
+            </w:pPr>
+            <w:r>
+              <w:rPr>
+                <w:rFonts w:hint="eastAsia" w:ascii="宋体" w:hAnsi="宋体" w:eastAsia="宋体" w:cstheme="minorEastAsia"/>
+                <w:color w:val="333333"/>
+                <w:kern w:val="0"/>
+                <w:szCs w:val="21"/>
+              </w:rPr>
+              <w:t>++END-FOR row++</w:t>
+            </w:r>
+          </w:p>
+        </w:tc>
+        <w:tc>
+          <w:tcPr>
+            <w:tcW w:w="1211" w:type="pct"/>
+            <w:vAlign w:val="top"/>
+          </w:tcPr>
+          <w:p>
+            <w:pPr>
+              <w:overflowPunct w:val="0"/>
+              <w:snapToGrid w:val="0"/>
+              <w:spacing w:before="60" w:after="60" w:line="360" w:lineRule="auto"/>
+              <w:jc w:val="center"/>
+              <w:rPr>
+                <w:rFonts w:hint="eastAsia" w:ascii="宋体" w:hAnsi="宋体" w:eastAsia="宋体" w:cstheme="minorEastAsia"/>
+                <w:color w:val="333333"/>
+                <w:kern w:val="0"/>
+                <w:szCs w:val="20"/>
+              </w:rPr>
+            </w:pPr>
+          </w:p>
+        </w:tc>
+        <w:tc>
+          <w:tcPr>
+            <w:tcW w:w="902" w:type="pct"/>
+            <w:vAlign w:val="top"/>
+          </w:tcPr>
+          <w:p>
+            <w:pPr>
+              <w:overflowPunct w:val="0"/>
+              <w:snapToGrid w:val="0"/>
+              <w:spacing w:before="60" w:after="60" w:line="360" w:lineRule="auto"/>
+              <w:jc w:val="center"/>
+              <w:rPr>
+                <w:rFonts w:hint="eastAsia" w:ascii="宋体" w:hAnsi="宋体" w:eastAsia="宋体" w:cstheme="minorEastAsia"/>
+                <w:color w:val="333333"/>
+                <w:kern w:val="0"/>
+                <w:szCs w:val="21"/>
+              </w:rPr>
+            </w:pPr>
+          </w:p>
+        </w:tc>
+        <w:tc>
+          <w:tcPr>
+            <w:tcW w:w="1674" w:type="pct"/>
+            <w:vAlign w:val="top"/>
+          </w:tcPr>
+          <w:p>
+            <w:pPr>
+              <w:overflowPunct w:val="0"/>
+              <w:snapToGrid w:val="0"/>
+              <w:spacing w:before="60" w:after="60" w:line="360" w:lineRule="auto"/>
+              <w:jc w:val="center"/>
+              <w:rPr>
+                <w:rFonts w:hint="eastAsia" w:ascii="宋体" w:hAnsi="宋体" w:eastAsia="宋体" w:cstheme="minorEastAsia"/>
+                <w:color w:val="333333"/>
+                <w:kern w:val="0"/>
+                <w:szCs w:val="21"/>
+              </w:rPr>
+            </w:pPr>
+          </w:p>
+        </w:tc>
+      </w:tr>
+    </w:tbl>
+    <w:p/>
     <w:sectPr>
       <w:pgSz w:w="11906" w:h="16838"/>
       <w:pgMar w:top="1440" w:right="1800" w:bottom="1440" w:left="1800" w:header="851" w:footer="992" w:gutter="0"/>
